--- a/src/shayda/letter_template.docx
+++ b/src/shayda/letter_template.docx
@@ -14,7 +14,11 @@
         </w:rPr>
       </w:pPr>
       <w:r>
-        <w:t xml:space="preserve">Hello {{ </w:t>
+        <w:t xml:space="preserve">Hello </w:t>
+      </w:r>
+      <w:proofErr w:type="gramStart"/>
+      <w:r>
+        <w:t xml:space="preserve">{{ </w:t>
       </w:r>
       <w:r>
         <w:rPr>
@@ -25,7 +29,31 @@
           <w:szCs w:val="22"/>
           <w14:ligatures w14:val="none"/>
         </w:rPr>
-        <w:t>client_nam</w:t>
+        <w:t>client</w:t>
+      </w:r>
+      <w:proofErr w:type="gramEnd"/>
+      <w:r>
+        <w:rPr>
+          <w:rFonts w:ascii="Calibri" w:eastAsia="Times New Roman" w:hAnsi="Calibri" w:cs="Calibri"/>
+          <w:color w:val="000000"/>
+          <w:kern w:val="0"/>
+          <w:sz w:val="22"/>
+          <w:szCs w:val="22"/>
+          <w14:ligatures w14:val="none"/>
+        </w:rPr>
+        <w:t>_</w:t>
+      </w:r>
+      <w:proofErr w:type="gramStart"/>
+      <w:r>
+        <w:rPr>
+          <w:rFonts w:ascii="Calibri" w:eastAsia="Times New Roman" w:hAnsi="Calibri" w:cs="Calibri"/>
+          <w:color w:val="000000"/>
+          <w:kern w:val="0"/>
+          <w:sz w:val="22"/>
+          <w:szCs w:val="22"/>
+          <w14:ligatures w14:val="none"/>
+        </w:rPr>
+        <w:t>nam</w:t>
       </w:r>
       <w:r>
         <w:rPr>
@@ -36,7 +64,19 @@
           <w:szCs w:val="22"/>
           <w14:ligatures w14:val="none"/>
         </w:rPr>
-        <w:t>e }},</w:t>
+        <w:t>e }</w:t>
+      </w:r>
+      <w:proofErr w:type="gramEnd"/>
+      <w:r>
+        <w:rPr>
+          <w:rFonts w:ascii="Calibri" w:eastAsia="Times New Roman" w:hAnsi="Calibri" w:cs="Calibri"/>
+          <w:color w:val="000000"/>
+          <w:kern w:val="0"/>
+          <w:sz w:val="22"/>
+          <w:szCs w:val="22"/>
+          <w14:ligatures w14:val="none"/>
+        </w:rPr>
+        <w:t>},</w:t>
       </w:r>
     </w:p>
     <w:p>
@@ -59,7 +99,55 @@
           <w:szCs w:val="22"/>
           <w14:ligatures w14:val="none"/>
         </w:rPr>
-        <w:t>Your account number is {{ account_num }}</w:t>
+        <w:t xml:space="preserve">Your account number is </w:t>
+      </w:r>
+      <w:proofErr w:type="gramStart"/>
+      <w:r>
+        <w:rPr>
+          <w:rFonts w:ascii="Calibri" w:eastAsia="Times New Roman" w:hAnsi="Calibri" w:cs="Calibri"/>
+          <w:color w:val="000000"/>
+          <w:kern w:val="0"/>
+          <w:sz w:val="22"/>
+          <w:szCs w:val="22"/>
+          <w14:ligatures w14:val="none"/>
+        </w:rPr>
+        <w:t>{{ account</w:t>
+      </w:r>
+      <w:proofErr w:type="gramEnd"/>
+      <w:r>
+        <w:rPr>
+          <w:rFonts w:ascii="Calibri" w:eastAsia="Times New Roman" w:hAnsi="Calibri" w:cs="Calibri"/>
+          <w:color w:val="000000"/>
+          <w:kern w:val="0"/>
+          <w:sz w:val="22"/>
+          <w:szCs w:val="22"/>
+          <w14:ligatures w14:val="none"/>
+        </w:rPr>
+        <w:t>_</w:t>
+      </w:r>
+      <w:proofErr w:type="gramStart"/>
+      <w:r>
+        <w:rPr>
+          <w:rFonts w:ascii="Calibri" w:eastAsia="Times New Roman" w:hAnsi="Calibri" w:cs="Calibri"/>
+          <w:color w:val="000000"/>
+          <w:kern w:val="0"/>
+          <w:sz w:val="22"/>
+          <w:szCs w:val="22"/>
+          <w14:ligatures w14:val="none"/>
+        </w:rPr>
+        <w:t>num }</w:t>
+      </w:r>
+      <w:proofErr w:type="gramEnd"/>
+      <w:r>
+        <w:rPr>
+          <w:rFonts w:ascii="Calibri" w:eastAsia="Times New Roman" w:hAnsi="Calibri" w:cs="Calibri"/>
+          <w:color w:val="000000"/>
+          <w:kern w:val="0"/>
+          <w:sz w:val="22"/>
+          <w:szCs w:val="22"/>
+          <w14:ligatures w14:val="none"/>
+        </w:rPr>
+        <w:t>}</w:t>
       </w:r>
     </w:p>
     <w:sectPr>
